--- a/Udemy Course Note.docx
+++ b/Udemy Course Note.docx
@@ -46824,24 +46824,6 @@
     </w:p>
     <w:p>
       <w:pPr>
-        <w:rPr>
-          <w:color w:val="000000" w:themeColor="text1"/>
-          <w14:shadow w14:blurRad="38100" w14:dist="19050" w14:dir="2700000" w14:sx="100000" w14:sy="100000" w14:kx="0" w14:ky="0" w14:algn="tl">
-            <w14:schemeClr w14:val="dk1">
-              <w14:alpha w14:val="60000"/>
-            </w14:schemeClr>
-          </w14:shadow>
-          <w14:textOutline w14:w="0" w14:cap="flat" w14:cmpd="sng" w14:algn="ctr">
-            <w14:noFill/>
-            <w14:prstDash w14:val="solid"/>
-            <w14:round/>
-          </w14:textOutline>
-        </w:rPr>
-      </w:pPr>
-    </w:p>
-    <w:p>
-      <w:pPr>
-        <w:pStyle w:val="ListParagraph"/>
         <w:rPr>
           <w:color w:val="000000" w:themeColor="text1"/>
           <w14:shadow w14:blurRad="38100" w14:dist="19050" w14:dir="2700000" w14:sx="100000" w14:sy="100000" w14:kx="0" w14:ky="0" w14:algn="tl">
@@ -48197,6 +48179,7 @@
   <w:style w:type="character" w:default="1" w:styleId="DefaultParagraphFont">
     <w:name w:val="Default Paragraph Font"/>
     <w:uiPriority w:val="1"/>
+    <w:semiHidden/>
     <w:unhideWhenUsed/>
   </w:style>
   <w:style w:type="table" w:default="1" w:styleId="TableNormal">
